--- a/bachelor-3/semester-1/business-planning/Сравнительный анализ конкурентов.docx
+++ b/bachelor-3/semester-1/business-planning/Сравнительный анализ конкурентов.docx
@@ -9,8 +9,8 @@
           <w:rFonts w:ascii="Times New Roman" w:hAnsi="Times New Roman" w:cs="Times New Roman"/>
           <w:b/>
           <w:bCs/>
-          <w:sz w:val="28"/>
-          <w:szCs w:val="28"/>
+          <w:sz w:val="32"/>
+          <w:szCs w:val="32"/>
           <w:lang w:val="ru-RU"/>
         </w:rPr>
       </w:pPr>
@@ -19,8 +19,8 @@
           <w:rFonts w:ascii="Times New Roman" w:hAnsi="Times New Roman" w:cs="Times New Roman"/>
           <w:b/>
           <w:bCs/>
-          <w:sz w:val="28"/>
-          <w:szCs w:val="28"/>
+          <w:sz w:val="32"/>
+          <w:szCs w:val="32"/>
           <w:lang w:val="ru-RU"/>
         </w:rPr>
         <w:t>Сравнительный анализ конкурентов</w:t>
@@ -1492,17 +1492,109 @@
           <w:rFonts w:ascii="Times New Roman" w:hAnsi="Times New Roman" w:cs="Times New Roman"/>
           <w:sz w:val="28"/>
           <w:szCs w:val="28"/>
+          <w:lang w:val="en-US"/>
+        </w:rPr>
+      </w:pPr>
+      <w:r>
+        <w:rPr>
+          <w:rFonts w:ascii="Times New Roman" w:hAnsi="Times New Roman" w:cs="Times New Roman"/>
+          <w:sz w:val="28"/>
+          <w:szCs w:val="28"/>
           <w:lang w:val="ru-RU"/>
         </w:rPr>
+        <w:t xml:space="preserve">Из таблицы очевидно, что по сумме баллов превосходит </w:t>
+      </w:r>
+      <w:proofErr w:type="spellStart"/>
+      <w:r>
+        <w:rPr>
+          <w:rFonts w:ascii="Times New Roman" w:hAnsi="Times New Roman" w:cs="Times New Roman"/>
+          <w:sz w:val="28"/>
+          <w:szCs w:val="28"/>
+          <w:lang w:val="en-US"/>
+        </w:rPr>
+        <w:t>Scentbird</w:t>
+      </w:r>
+      <w:proofErr w:type="spellEnd"/>
+      <w:r>
+        <w:rPr>
+          <w:rFonts w:ascii="Times New Roman" w:hAnsi="Times New Roman" w:cs="Times New Roman"/>
+          <w:sz w:val="28"/>
+          <w:szCs w:val="28"/>
+          <w:lang w:val="ru-RU"/>
+        </w:rPr>
+        <w:t xml:space="preserve">, </w:t>
+      </w:r>
+      <w:r>
+        <w:rPr>
+          <w:rFonts w:ascii="Times New Roman" w:hAnsi="Times New Roman" w:cs="Times New Roman"/>
+          <w:sz w:val="28"/>
+          <w:szCs w:val="28"/>
+          <w:lang w:val="ru-RU"/>
+        </w:rPr>
+        <w:t xml:space="preserve">у которого лучшим оказались подбор по </w:t>
+      </w:r>
+      <w:proofErr w:type="spellStart"/>
+      <w:r>
+        <w:rPr>
+          <w:rFonts w:ascii="Times New Roman" w:hAnsi="Times New Roman" w:cs="Times New Roman"/>
+          <w:sz w:val="28"/>
+          <w:szCs w:val="28"/>
+          <w:lang w:val="ru-RU"/>
+        </w:rPr>
+        <w:t>предпочтенииям</w:t>
+      </w:r>
+      <w:proofErr w:type="spellEnd"/>
+      <w:r>
+        <w:rPr>
+          <w:rFonts w:ascii="Times New Roman" w:hAnsi="Times New Roman" w:cs="Times New Roman"/>
+          <w:sz w:val="28"/>
+          <w:szCs w:val="28"/>
+          <w:lang w:val="ru-RU"/>
+        </w:rPr>
+        <w:t xml:space="preserve"> и узнаваемость и активность.</w:t>
+      </w:r>
+    </w:p>
+    <w:p>
+      <w:pPr>
+        <w:jc w:val="center"/>
+        <w:rPr>
+          <w:rFonts w:ascii="Times New Roman" w:hAnsi="Times New Roman" w:cs="Times New Roman"/>
+          <w:b/>
+          <w:bCs/>
+          <w:sz w:val="32"/>
+          <w:szCs w:val="32"/>
+          <w:lang w:val="en-US"/>
+        </w:rPr>
       </w:pPr>
       <w:r>
         <w:rPr>
           <w:rFonts w:ascii="Times New Roman" w:hAnsi="Times New Roman" w:cs="Times New Roman"/>
-          <w:sz w:val="28"/>
-          <w:szCs w:val="28"/>
+          <w:b/>
+          <w:bCs/>
+          <w:sz w:val="32"/>
+          <w:szCs w:val="32"/>
           <w:lang w:val="ru-RU"/>
         </w:rPr>
-        <w:t xml:space="preserve">Из таблицы очевидно, что по сумме баллов превосходит </w:t>
+        <w:t>Маркетинговый план</w:t>
+      </w:r>
+    </w:p>
+    <w:p>
+      <w:pPr>
+        <w:rPr>
+          <w:rFonts w:ascii="Times New Roman" w:hAnsi="Times New Roman" w:cs="Times New Roman"/>
+          <w:sz w:val="28"/>
+          <w:szCs w:val="28"/>
+          <w:lang w:val="ru-RU"/>
+        </w:rPr>
+      </w:pPr>
+      <w:r>
+        <w:rPr>
+          <w:rFonts w:ascii="Times New Roman" w:hAnsi="Times New Roman" w:cs="Times New Roman"/>
+          <w:sz w:val="28"/>
+          <w:szCs w:val="28"/>
+          <w:lang w:val="ru-RU"/>
+        </w:rPr>
+        <w:t>Г</w:t>
       </w:r>
       <w:proofErr w:type="spellStart"/>
       <w:r>
@@ -1512,6 +1604,46 @@
           <w:szCs w:val="28"/>
           <w:lang w:val="en-US"/>
         </w:rPr>
+        <w:t>лобальные</w:t>
+      </w:r>
+      <w:proofErr w:type="spellEnd"/>
+      <w:r>
+        <w:rPr>
+          <w:rFonts w:ascii="Times New Roman" w:hAnsi="Times New Roman" w:cs="Times New Roman"/>
+          <w:sz w:val="28"/>
+          <w:szCs w:val="28"/>
+          <w:lang w:val="en-US"/>
+        </w:rPr>
+        <w:t xml:space="preserve"> </w:t>
+      </w:r>
+      <w:proofErr w:type="spellStart"/>
+      <w:r>
+        <w:rPr>
+          <w:rFonts w:ascii="Times New Roman" w:hAnsi="Times New Roman" w:cs="Times New Roman"/>
+          <w:sz w:val="28"/>
+          <w:szCs w:val="28"/>
+          <w:lang w:val="en-US"/>
+        </w:rPr>
+        <w:t>лидеры</w:t>
+      </w:r>
+      <w:proofErr w:type="spellEnd"/>
+      <w:r>
+        <w:rPr>
+          <w:rFonts w:ascii="Times New Roman" w:hAnsi="Times New Roman" w:cs="Times New Roman"/>
+          <w:sz w:val="28"/>
+          <w:szCs w:val="28"/>
+          <w:lang w:val="en-US"/>
+        </w:rPr>
+        <w:t xml:space="preserve"> (</w:t>
+      </w:r>
+      <w:proofErr w:type="spellStart"/>
+      <w:r>
+        <w:rPr>
+          <w:rFonts w:ascii="Times New Roman" w:hAnsi="Times New Roman" w:cs="Times New Roman"/>
+          <w:sz w:val="28"/>
+          <w:szCs w:val="28"/>
+          <w:lang w:val="en-US"/>
+        </w:rPr>
         <w:t>Scentbird</w:t>
       </w:r>
       <w:proofErr w:type="spellEnd"/>
@@ -1520,10 +1652,110 @@
           <w:rFonts w:ascii="Times New Roman" w:hAnsi="Times New Roman" w:cs="Times New Roman"/>
           <w:sz w:val="28"/>
           <w:szCs w:val="28"/>
+          <w:lang w:val="en-US"/>
+        </w:rPr>
+        <w:t xml:space="preserve"> 27 </w:t>
+      </w:r>
+      <w:proofErr w:type="spellStart"/>
+      <w:r>
+        <w:rPr>
+          <w:rFonts w:ascii="Times New Roman" w:hAnsi="Times New Roman" w:cs="Times New Roman"/>
+          <w:sz w:val="28"/>
+          <w:szCs w:val="28"/>
+          <w:lang w:val="en-US"/>
+        </w:rPr>
+        <w:t>баллов</w:t>
+      </w:r>
+      <w:proofErr w:type="spellEnd"/>
+      <w:r>
+        <w:rPr>
+          <w:rFonts w:ascii="Times New Roman" w:hAnsi="Times New Roman" w:cs="Times New Roman"/>
+          <w:sz w:val="28"/>
+          <w:szCs w:val="28"/>
+          <w:lang w:val="en-US"/>
+        </w:rPr>
+        <w:t xml:space="preserve">, </w:t>
+      </w:r>
+      <w:proofErr w:type="spellStart"/>
+      <w:r>
+        <w:rPr>
+          <w:rFonts w:ascii="Times New Roman" w:hAnsi="Times New Roman" w:cs="Times New Roman"/>
+          <w:sz w:val="28"/>
+          <w:szCs w:val="28"/>
+          <w:lang w:val="en-US"/>
+        </w:rPr>
+        <w:t>Scentbox</w:t>
+      </w:r>
+      <w:proofErr w:type="spellEnd"/>
+      <w:r>
+        <w:rPr>
+          <w:rFonts w:ascii="Times New Roman" w:hAnsi="Times New Roman" w:cs="Times New Roman"/>
+          <w:sz w:val="28"/>
+          <w:szCs w:val="28"/>
+          <w:lang w:val="en-US"/>
+        </w:rPr>
+        <w:t xml:space="preserve"> 24, </w:t>
+      </w:r>
+      <w:proofErr w:type="spellStart"/>
+      <w:r>
+        <w:rPr>
+          <w:rFonts w:ascii="Times New Roman" w:hAnsi="Times New Roman" w:cs="Times New Roman"/>
+          <w:sz w:val="28"/>
+          <w:szCs w:val="28"/>
+          <w:lang w:val="en-US"/>
+        </w:rPr>
+        <w:t>Olfactif</w:t>
+      </w:r>
+      <w:proofErr w:type="spellEnd"/>
+      <w:r>
+        <w:rPr>
+          <w:rFonts w:ascii="Times New Roman" w:hAnsi="Times New Roman" w:cs="Times New Roman"/>
+          <w:sz w:val="28"/>
+          <w:szCs w:val="28"/>
+          <w:lang w:val="en-US"/>
+        </w:rPr>
+        <w:t xml:space="preserve"> 16) в РФ </w:t>
+      </w:r>
+      <w:proofErr w:type="spellStart"/>
+      <w:r>
+        <w:rPr>
+          <w:rFonts w:ascii="Times New Roman" w:hAnsi="Times New Roman" w:cs="Times New Roman"/>
+          <w:sz w:val="28"/>
+          <w:szCs w:val="28"/>
+          <w:lang w:val="en-US"/>
+        </w:rPr>
+        <w:t>недоступны</w:t>
+      </w:r>
+      <w:proofErr w:type="spellEnd"/>
+      <w:r>
+        <w:rPr>
+          <w:rFonts w:ascii="Times New Roman" w:hAnsi="Times New Roman" w:cs="Times New Roman"/>
+          <w:sz w:val="28"/>
+          <w:szCs w:val="28"/>
+          <w:lang w:val="en-US"/>
+        </w:rPr>
+        <w:t xml:space="preserve">. </w:t>
+      </w:r>
+      <w:r>
+        <w:rPr>
+          <w:rFonts w:ascii="Times New Roman" w:hAnsi="Times New Roman" w:cs="Times New Roman"/>
+          <w:sz w:val="28"/>
+          <w:szCs w:val="28"/>
           <w:lang w:val="ru-RU"/>
         </w:rPr>
-        <w:t xml:space="preserve">, </w:t>
-      </w:r>
+        <w:t xml:space="preserve">Реальные конкуренты: </w:t>
+      </w:r>
+      <w:proofErr w:type="spellStart"/>
+      <w:r>
+        <w:rPr>
+          <w:rFonts w:ascii="Times New Roman" w:hAnsi="Times New Roman" w:cs="Times New Roman"/>
+          <w:sz w:val="28"/>
+          <w:szCs w:val="28"/>
+          <w:lang w:val="en-US"/>
+        </w:rPr>
+        <w:t>Pshikai</w:t>
+      </w:r>
+      <w:proofErr w:type="spellEnd"/>
       <w:r>
         <w:rPr>
           <w:rFonts w:ascii="Times New Roman" w:hAnsi="Times New Roman" w:cs="Times New Roman"/>
@@ -1531,7 +1763,79 @@
           <w:szCs w:val="28"/>
           <w:lang w:val="ru-RU"/>
         </w:rPr>
-        <w:t xml:space="preserve">у которого лучшим оказались подбор по </w:t>
+        <w:t xml:space="preserve"> (22 балла, лучший по доступности, но слабее по цене и формату флакона) и </w:t>
+      </w:r>
+      <w:r>
+        <w:rPr>
+          <w:rFonts w:ascii="Times New Roman" w:hAnsi="Times New Roman" w:cs="Times New Roman"/>
+          <w:sz w:val="28"/>
+          <w:szCs w:val="28"/>
+          <w:lang w:val="en-US"/>
+        </w:rPr>
+        <w:t>Perfume</w:t>
+      </w:r>
+      <w:r>
+        <w:rPr>
+          <w:rFonts w:ascii="Times New Roman" w:hAnsi="Times New Roman" w:cs="Times New Roman"/>
+          <w:sz w:val="28"/>
+          <w:szCs w:val="28"/>
+          <w:lang w:val="ru-RU"/>
+        </w:rPr>
+        <w:t xml:space="preserve"> </w:t>
+      </w:r>
+      <w:r>
+        <w:rPr>
+          <w:rFonts w:ascii="Times New Roman" w:hAnsi="Times New Roman" w:cs="Times New Roman"/>
+          <w:sz w:val="28"/>
+          <w:szCs w:val="28"/>
+          <w:lang w:val="en-US"/>
+        </w:rPr>
+        <w:t>for</w:t>
+      </w:r>
+      <w:r>
+        <w:rPr>
+          <w:rFonts w:ascii="Times New Roman" w:hAnsi="Times New Roman" w:cs="Times New Roman"/>
+          <w:sz w:val="28"/>
+          <w:szCs w:val="28"/>
+          <w:lang w:val="ru-RU"/>
+        </w:rPr>
+        <w:t xml:space="preserve"> </w:t>
+      </w:r>
+      <w:r>
+        <w:rPr>
+          <w:rFonts w:ascii="Times New Roman" w:hAnsi="Times New Roman" w:cs="Times New Roman"/>
+          <w:sz w:val="28"/>
+          <w:szCs w:val="28"/>
+          <w:lang w:val="en-US"/>
+        </w:rPr>
+        <w:t>Me</w:t>
+      </w:r>
+      <w:r>
+        <w:rPr>
+          <w:rFonts w:ascii="Times New Roman" w:hAnsi="Times New Roman" w:cs="Times New Roman"/>
+          <w:sz w:val="28"/>
+          <w:szCs w:val="28"/>
+          <w:lang w:val="ru-RU"/>
+        </w:rPr>
+        <w:t xml:space="preserve"> (низкая узнаваемость, ~56 подписчиков в </w:t>
+      </w:r>
+      <w:r>
+        <w:rPr>
+          <w:rFonts w:ascii="Times New Roman" w:hAnsi="Times New Roman" w:cs="Times New Roman"/>
+          <w:sz w:val="28"/>
+          <w:szCs w:val="28"/>
+          <w:lang w:val="en-US"/>
+        </w:rPr>
+        <w:t>Telegram</w:t>
+      </w:r>
+      <w:r>
+        <w:rPr>
+          <w:rFonts w:ascii="Times New Roman" w:hAnsi="Times New Roman" w:cs="Times New Roman"/>
+          <w:sz w:val="28"/>
+          <w:szCs w:val="28"/>
+          <w:lang w:val="ru-RU"/>
+        </w:rPr>
+        <w:t>). Ниша «</w:t>
       </w:r>
       <w:proofErr w:type="spellStart"/>
       <w:r>
@@ -1539,20 +1843,859 @@
           <w:rFonts w:ascii="Times New Roman" w:hAnsi="Times New Roman" w:cs="Times New Roman"/>
           <w:sz w:val="28"/>
           <w:szCs w:val="28"/>
+          <w:lang w:val="en-US"/>
+        </w:rPr>
+        <w:t>Scentbird</w:t>
+      </w:r>
+      <w:proofErr w:type="spellEnd"/>
+      <w:r>
+        <w:rPr>
+          <w:rFonts w:ascii="Times New Roman" w:hAnsi="Times New Roman" w:cs="Times New Roman"/>
+          <w:sz w:val="28"/>
+          <w:szCs w:val="28"/>
           <w:lang w:val="ru-RU"/>
         </w:rPr>
-        <w:t>предпочтенииям</w:t>
-      </w:r>
-      <w:proofErr w:type="spellEnd"/>
-      <w:r>
+        <w:t xml:space="preserve"> для России» практически свободна.</w:t>
+      </w:r>
+    </w:p>
+    <w:p>
+      <w:pPr>
         <w:rPr>
           <w:rFonts w:ascii="Times New Roman" w:hAnsi="Times New Roman" w:cs="Times New Roman"/>
           <w:sz w:val="28"/>
           <w:szCs w:val="28"/>
           <w:lang w:val="ru-RU"/>
         </w:rPr>
-        <w:t xml:space="preserve"> и узнаваемость и активность.</w:t>
-      </w:r>
+      </w:pPr>
+    </w:p>
+    <w:p>
+      <w:pPr>
+        <w:rPr>
+          <w:rFonts w:ascii="Times New Roman" w:hAnsi="Times New Roman" w:cs="Times New Roman"/>
+          <w:sz w:val="28"/>
+          <w:szCs w:val="28"/>
+          <w:lang w:val="ru-RU"/>
+        </w:rPr>
+      </w:pPr>
+    </w:p>
+    <w:p>
+      <w:pPr>
+        <w:rPr>
+          <w:rFonts w:ascii="Times New Roman" w:hAnsi="Times New Roman" w:cs="Times New Roman"/>
+          <w:sz w:val="28"/>
+          <w:szCs w:val="28"/>
+          <w:lang w:val="ru-RU"/>
+        </w:rPr>
+      </w:pPr>
+    </w:p>
+    <w:p>
+      <w:pPr>
+        <w:rPr>
+          <w:rFonts w:ascii="Times New Roman" w:hAnsi="Times New Roman" w:cs="Times New Roman"/>
+          <w:sz w:val="28"/>
+          <w:szCs w:val="28"/>
+          <w:lang w:val="ru-RU"/>
+        </w:rPr>
+      </w:pPr>
+    </w:p>
+    <w:p>
+      <w:pPr>
+        <w:rPr>
+          <w:rFonts w:ascii="Times New Roman" w:hAnsi="Times New Roman" w:cs="Times New Roman"/>
+          <w:sz w:val="28"/>
+          <w:szCs w:val="28"/>
+          <w:lang w:val="ru-RU"/>
+        </w:rPr>
+      </w:pPr>
+    </w:p>
+    <w:p>
+      <w:pPr>
+        <w:rPr>
+          <w:rFonts w:ascii="Times New Roman" w:hAnsi="Times New Roman" w:cs="Times New Roman"/>
+          <w:sz w:val="28"/>
+          <w:szCs w:val="28"/>
+          <w:lang w:val="ru-RU"/>
+        </w:rPr>
+      </w:pPr>
+    </w:p>
+    <w:p>
+      <w:pPr>
+        <w:spacing w:before="100" w:beforeAutospacing="1" w:after="100" w:afterAutospacing="1" w:line="240" w:lineRule="auto"/>
+        <w:rPr>
+          <w:rFonts w:ascii="Times New Roman" w:eastAsia="Times New Roman" w:hAnsi="Times New Roman" w:cs="Times New Roman"/>
+          <w:b/>
+          <w:bCs/>
+          <w:kern w:val="0"/>
+          <w:sz w:val="28"/>
+          <w:szCs w:val="28"/>
+          <w:lang w:val="ru-RU" w:eastAsia="en-GB"/>
+          <w14:ligatures w14:val="none"/>
+        </w:rPr>
+      </w:pPr>
+      <w:r>
+        <w:rPr>
+          <w:rFonts w:ascii="Times New Roman" w:eastAsia="Times New Roman" w:hAnsi="Times New Roman" w:cs="Times New Roman"/>
+          <w:b/>
+          <w:bCs/>
+          <w:kern w:val="0"/>
+          <w:sz w:val="28"/>
+          <w:szCs w:val="28"/>
+          <w:lang w:eastAsia="en-GB"/>
+          <w14:ligatures w14:val="none"/>
+        </w:rPr>
+        <w:lastRenderedPageBreak/>
+        <w:t>Каналы продвижения:</w:t>
+      </w:r>
+      <w:r>
+        <w:rPr>
+          <w:rFonts w:ascii="Times New Roman" w:eastAsia="Times New Roman" w:hAnsi="Times New Roman" w:cs="Times New Roman"/>
+          <w:b/>
+          <w:bCs/>
+          <w:kern w:val="0"/>
+          <w:sz w:val="28"/>
+          <w:szCs w:val="28"/>
+          <w:lang w:val="ru-RU" w:eastAsia="en-GB"/>
+          <w14:ligatures w14:val="none"/>
+        </w:rPr>
+        <w:t xml:space="preserve"> </w:t>
+      </w:r>
+    </w:p>
+    <w:tbl>
+      <w:tblPr>
+        <w:tblStyle w:val="TableGrid"/>
+        <w:tblW w:w="0" w:type="auto"/>
+        <w:tblLook w:val="04A0" w:firstRow="1" w:lastRow="0" w:firstColumn="1" w:lastColumn="0" w:noHBand="0" w:noVBand="1"/>
+      </w:tblPr>
+      <w:tblGrid>
+        <w:gridCol w:w="4508"/>
+        <w:gridCol w:w="4508"/>
+      </w:tblGrid>
+      <w:tr>
+        <w:tc>
+          <w:tcPr>
+            <w:tcW w:w="4508" w:type="dxa"/>
+          </w:tcPr>
+          <w:p>
+            <w:pPr>
+              <w:spacing w:before="100" w:beforeAutospacing="1" w:after="100" w:afterAutospacing="1"/>
+              <w:rPr>
+                <w:rFonts w:ascii="Times New Roman" w:eastAsia="Times New Roman" w:hAnsi="Times New Roman" w:cs="Times New Roman"/>
+                <w:kern w:val="0"/>
+                <w:sz w:val="28"/>
+                <w:szCs w:val="28"/>
+                <w:lang w:val="ru-RU" w:eastAsia="en-GB"/>
+                <w14:ligatures w14:val="none"/>
+              </w:rPr>
+            </w:pPr>
+            <w:r>
+              <w:rPr>
+                <w:rFonts w:ascii="Times New Roman" w:eastAsia="Times New Roman" w:hAnsi="Times New Roman" w:cs="Times New Roman"/>
+                <w:b/>
+                <w:bCs/>
+                <w:kern w:val="0"/>
+                <w:sz w:val="28"/>
+                <w:szCs w:val="28"/>
+                <w:lang w:eastAsia="en-GB"/>
+                <w14:ligatures w14:val="none"/>
+              </w:rPr>
+              <w:t>Канал</w:t>
+            </w:r>
+          </w:p>
+        </w:tc>
+        <w:tc>
+          <w:tcPr>
+            <w:tcW w:w="4508" w:type="dxa"/>
+            <w:vAlign w:val="center"/>
+          </w:tcPr>
+          <w:p>
+            <w:pPr>
+              <w:spacing w:before="100" w:beforeAutospacing="1" w:after="100" w:afterAutospacing="1"/>
+              <w:rPr>
+                <w:rFonts w:ascii="Times New Roman" w:eastAsia="Times New Roman" w:hAnsi="Times New Roman" w:cs="Times New Roman"/>
+                <w:kern w:val="0"/>
+                <w:sz w:val="28"/>
+                <w:szCs w:val="28"/>
+                <w:lang w:val="ru-RU" w:eastAsia="en-GB"/>
+                <w14:ligatures w14:val="none"/>
+              </w:rPr>
+            </w:pPr>
+            <w:r>
+              <w:rPr>
+                <w:rFonts w:ascii="Times New Roman" w:eastAsia="Times New Roman" w:hAnsi="Times New Roman" w:cs="Times New Roman"/>
+                <w:b/>
+                <w:bCs/>
+                <w:kern w:val="0"/>
+                <w:sz w:val="28"/>
+                <w:szCs w:val="28"/>
+                <w:lang w:eastAsia="en-GB"/>
+                <w14:ligatures w14:val="none"/>
+              </w:rPr>
+              <w:t>Задача</w:t>
+            </w:r>
+          </w:p>
+        </w:tc>
+      </w:tr>
+      <w:tr>
+        <w:tc>
+          <w:tcPr>
+            <w:tcW w:w="4508" w:type="dxa"/>
+          </w:tcPr>
+          <w:p>
+            <w:pPr>
+              <w:spacing w:before="100" w:beforeAutospacing="1" w:after="100" w:afterAutospacing="1"/>
+              <w:rPr>
+                <w:rFonts w:ascii="Times New Roman" w:eastAsia="Times New Roman" w:hAnsi="Times New Roman" w:cs="Times New Roman"/>
+                <w:kern w:val="0"/>
+                <w:sz w:val="28"/>
+                <w:szCs w:val="28"/>
+                <w:lang w:val="ru-RU" w:eastAsia="en-GB"/>
+                <w14:ligatures w14:val="none"/>
+              </w:rPr>
+            </w:pPr>
+            <w:r>
+              <w:rPr>
+                <w:rFonts w:ascii="Times New Roman" w:eastAsia="Times New Roman" w:hAnsi="Times New Roman" w:cs="Times New Roman"/>
+                <w:kern w:val="0"/>
+                <w:sz w:val="28"/>
+                <w:szCs w:val="28"/>
+                <w:lang w:eastAsia="en-GB"/>
+                <w14:ligatures w14:val="none"/>
+              </w:rPr>
+              <w:t>Telegram-канал и бот с подбором аромата</w:t>
+            </w:r>
+          </w:p>
+        </w:tc>
+        <w:tc>
+          <w:tcPr>
+            <w:tcW w:w="4508" w:type="dxa"/>
+          </w:tcPr>
+          <w:p>
+            <w:pPr>
+              <w:spacing w:before="100" w:beforeAutospacing="1" w:after="100" w:afterAutospacing="1"/>
+              <w:rPr>
+                <w:rFonts w:ascii="Times New Roman" w:eastAsia="Times New Roman" w:hAnsi="Times New Roman" w:cs="Times New Roman"/>
+                <w:kern w:val="0"/>
+                <w:sz w:val="28"/>
+                <w:szCs w:val="28"/>
+                <w:lang w:val="ru-RU" w:eastAsia="en-GB"/>
+                <w14:ligatures w14:val="none"/>
+              </w:rPr>
+            </w:pPr>
+            <w:r>
+              <w:rPr>
+                <w:rFonts w:ascii="Times New Roman" w:eastAsia="Times New Roman" w:hAnsi="Times New Roman" w:cs="Times New Roman"/>
+                <w:kern w:val="0"/>
+                <w:sz w:val="28"/>
+                <w:szCs w:val="28"/>
+                <w:lang w:eastAsia="en-GB"/>
+                <w14:ligatures w14:val="none"/>
+              </w:rPr>
+              <w:t>Комьюнити, лиды, повторные продажи</w:t>
+            </w:r>
+          </w:p>
+        </w:tc>
+      </w:tr>
+      <w:tr>
+        <w:tc>
+          <w:tcPr>
+            <w:tcW w:w="4508" w:type="dxa"/>
+          </w:tcPr>
+          <w:p>
+            <w:pPr>
+              <w:spacing w:before="100" w:beforeAutospacing="1" w:after="100" w:afterAutospacing="1"/>
+              <w:rPr>
+                <w:rFonts w:ascii="Times New Roman" w:eastAsia="Times New Roman" w:hAnsi="Times New Roman" w:cs="Times New Roman"/>
+                <w:kern w:val="0"/>
+                <w:sz w:val="28"/>
+                <w:szCs w:val="28"/>
+                <w:lang w:val="ru-RU" w:eastAsia="en-GB"/>
+                <w14:ligatures w14:val="none"/>
+              </w:rPr>
+            </w:pPr>
+            <w:r>
+              <w:rPr>
+                <w:rFonts w:ascii="Times New Roman" w:eastAsia="Times New Roman" w:hAnsi="Times New Roman" w:cs="Times New Roman"/>
+                <w:kern w:val="0"/>
+                <w:sz w:val="28"/>
+                <w:szCs w:val="28"/>
+                <w:lang w:eastAsia="en-GB"/>
+                <w14:ligatures w14:val="none"/>
+              </w:rPr>
+              <w:t>Блогеры и обзорщики парфюма</w:t>
+            </w:r>
+          </w:p>
+        </w:tc>
+        <w:tc>
+          <w:tcPr>
+            <w:tcW w:w="4508" w:type="dxa"/>
+            <w:vAlign w:val="center"/>
+          </w:tcPr>
+          <w:p>
+            <w:pPr>
+              <w:spacing w:before="100" w:beforeAutospacing="1" w:after="100" w:afterAutospacing="1"/>
+              <w:rPr>
+                <w:rFonts w:ascii="Times New Roman" w:eastAsia="Times New Roman" w:hAnsi="Times New Roman" w:cs="Times New Roman"/>
+                <w:kern w:val="0"/>
+                <w:sz w:val="28"/>
+                <w:szCs w:val="28"/>
+                <w:lang w:val="ru-RU" w:eastAsia="en-GB"/>
+                <w14:ligatures w14:val="none"/>
+              </w:rPr>
+            </w:pPr>
+            <w:r>
+              <w:rPr>
+                <w:rFonts w:ascii="Times New Roman" w:eastAsia="Times New Roman" w:hAnsi="Times New Roman" w:cs="Times New Roman"/>
+                <w:kern w:val="0"/>
+                <w:sz w:val="28"/>
+                <w:szCs w:val="28"/>
+                <w:lang w:eastAsia="en-GB"/>
+                <w14:ligatures w14:val="none"/>
+              </w:rPr>
+              <w:t>Охват и доверие</w:t>
+            </w:r>
+          </w:p>
+        </w:tc>
+      </w:tr>
+      <w:tr>
+        <w:tc>
+          <w:tcPr>
+            <w:tcW w:w="4508" w:type="dxa"/>
+          </w:tcPr>
+          <w:p>
+            <w:pPr>
+              <w:spacing w:before="100" w:beforeAutospacing="1" w:after="100" w:afterAutospacing="1"/>
+              <w:rPr>
+                <w:rFonts w:ascii="Times New Roman" w:eastAsia="Times New Roman" w:hAnsi="Times New Roman" w:cs="Times New Roman"/>
+                <w:kern w:val="0"/>
+                <w:sz w:val="28"/>
+                <w:szCs w:val="28"/>
+                <w:lang w:val="ru-RU" w:eastAsia="en-GB"/>
+                <w14:ligatures w14:val="none"/>
+              </w:rPr>
+            </w:pPr>
+            <w:r>
+              <w:rPr>
+                <w:rFonts w:ascii="Times New Roman" w:eastAsia="Times New Roman" w:hAnsi="Times New Roman" w:cs="Times New Roman"/>
+                <w:kern w:val="0"/>
+                <w:sz w:val="28"/>
+                <w:szCs w:val="28"/>
+                <w:lang w:eastAsia="en-GB"/>
+                <w14:ligatures w14:val="none"/>
+              </w:rPr>
+              <w:t>Короткие видео (распаковка, подборки)</w:t>
+            </w:r>
+          </w:p>
+        </w:tc>
+        <w:tc>
+          <w:tcPr>
+            <w:tcW w:w="4508" w:type="dxa"/>
+            <w:vAlign w:val="center"/>
+          </w:tcPr>
+          <w:p>
+            <w:pPr>
+              <w:spacing w:before="100" w:beforeAutospacing="1" w:after="100" w:afterAutospacing="1"/>
+              <w:rPr>
+                <w:rFonts w:ascii="Times New Roman" w:eastAsia="Times New Roman" w:hAnsi="Times New Roman" w:cs="Times New Roman"/>
+                <w:kern w:val="0"/>
+                <w:sz w:val="28"/>
+                <w:szCs w:val="28"/>
+                <w:lang w:val="ru-RU" w:eastAsia="en-GB"/>
+                <w14:ligatures w14:val="none"/>
+              </w:rPr>
+            </w:pPr>
+            <w:r>
+              <w:rPr>
+                <w:rFonts w:ascii="Times New Roman" w:eastAsia="Times New Roman" w:hAnsi="Times New Roman" w:cs="Times New Roman"/>
+                <w:kern w:val="0"/>
+                <w:sz w:val="28"/>
+                <w:szCs w:val="28"/>
+                <w:lang w:eastAsia="en-GB"/>
+                <w14:ligatures w14:val="none"/>
+              </w:rPr>
+              <w:t>Органический трафик</w:t>
+            </w:r>
+          </w:p>
+        </w:tc>
+      </w:tr>
+      <w:tr>
+        <w:tc>
+          <w:tcPr>
+            <w:tcW w:w="4508" w:type="dxa"/>
+          </w:tcPr>
+          <w:p>
+            <w:pPr>
+              <w:spacing w:before="100" w:beforeAutospacing="1" w:after="100" w:afterAutospacing="1"/>
+              <w:rPr>
+                <w:rFonts w:ascii="Times New Roman" w:eastAsia="Times New Roman" w:hAnsi="Times New Roman" w:cs="Times New Roman"/>
+                <w:kern w:val="0"/>
+                <w:sz w:val="28"/>
+                <w:szCs w:val="28"/>
+                <w:lang w:val="ru-RU" w:eastAsia="en-GB"/>
+                <w14:ligatures w14:val="none"/>
+              </w:rPr>
+            </w:pPr>
+            <w:r>
+              <w:rPr>
+                <w:rFonts w:ascii="Times New Roman" w:eastAsia="Times New Roman" w:hAnsi="Times New Roman" w:cs="Times New Roman"/>
+                <w:kern w:val="0"/>
+                <w:sz w:val="28"/>
+                <w:szCs w:val="28"/>
+                <w:lang w:eastAsia="en-GB"/>
+                <w14:ligatures w14:val="none"/>
+              </w:rPr>
+              <w:t>Таргет (VK Реклама) и контекст (Яндекс Директ)</w:t>
+            </w:r>
+          </w:p>
+        </w:tc>
+        <w:tc>
+          <w:tcPr>
+            <w:tcW w:w="4508" w:type="dxa"/>
+          </w:tcPr>
+          <w:p>
+            <w:pPr>
+              <w:spacing w:before="100" w:beforeAutospacing="1" w:after="100" w:afterAutospacing="1"/>
+              <w:rPr>
+                <w:rFonts w:ascii="Times New Roman" w:eastAsia="Times New Roman" w:hAnsi="Times New Roman" w:cs="Times New Roman"/>
+                <w:kern w:val="0"/>
+                <w:sz w:val="28"/>
+                <w:szCs w:val="28"/>
+                <w:lang w:val="ru-RU" w:eastAsia="en-GB"/>
+                <w14:ligatures w14:val="none"/>
+              </w:rPr>
+            </w:pPr>
+            <w:r>
+              <w:rPr>
+                <w:rFonts w:ascii="Times New Roman" w:eastAsia="Times New Roman" w:hAnsi="Times New Roman" w:cs="Times New Roman"/>
+                <w:kern w:val="0"/>
+                <w:sz w:val="28"/>
+                <w:szCs w:val="28"/>
+                <w:lang w:eastAsia="en-GB"/>
+                <w14:ligatures w14:val="none"/>
+              </w:rPr>
+              <w:t>Масштабируемый платный трафик</w:t>
+            </w:r>
+          </w:p>
+        </w:tc>
+      </w:tr>
+      <w:tr>
+        <w:tc>
+          <w:tcPr>
+            <w:tcW w:w="4508" w:type="dxa"/>
+          </w:tcPr>
+          <w:p>
+            <w:pPr>
+              <w:spacing w:before="100" w:beforeAutospacing="1" w:after="100" w:afterAutospacing="1"/>
+              <w:rPr>
+                <w:rFonts w:ascii="Times New Roman" w:eastAsia="Times New Roman" w:hAnsi="Times New Roman" w:cs="Times New Roman"/>
+                <w:kern w:val="0"/>
+                <w:sz w:val="28"/>
+                <w:szCs w:val="28"/>
+                <w:lang w:val="ru-RU" w:eastAsia="en-GB"/>
+                <w14:ligatures w14:val="none"/>
+              </w:rPr>
+            </w:pPr>
+            <w:r>
+              <w:rPr>
+                <w:rFonts w:ascii="Times New Roman" w:eastAsia="Times New Roman" w:hAnsi="Times New Roman" w:cs="Times New Roman"/>
+                <w:kern w:val="0"/>
+                <w:sz w:val="28"/>
+                <w:szCs w:val="28"/>
+                <w:lang w:eastAsia="en-GB"/>
+                <w14:ligatures w14:val="none"/>
+              </w:rPr>
+              <w:t>Реферальная программа</w:t>
+            </w:r>
+          </w:p>
+        </w:tc>
+        <w:tc>
+          <w:tcPr>
+            <w:tcW w:w="4508" w:type="dxa"/>
+          </w:tcPr>
+          <w:p>
+            <w:pPr>
+              <w:spacing w:before="100" w:beforeAutospacing="1" w:after="100" w:afterAutospacing="1"/>
+              <w:rPr>
+                <w:rFonts w:ascii="Times New Roman" w:eastAsia="Times New Roman" w:hAnsi="Times New Roman" w:cs="Times New Roman"/>
+                <w:kern w:val="0"/>
+                <w:sz w:val="28"/>
+                <w:szCs w:val="28"/>
+                <w:lang w:val="ru-RU" w:eastAsia="en-GB"/>
+                <w14:ligatures w14:val="none"/>
+              </w:rPr>
+            </w:pPr>
+            <w:r>
+              <w:rPr>
+                <w:rFonts w:ascii="Times New Roman" w:eastAsia="Times New Roman" w:hAnsi="Times New Roman" w:cs="Times New Roman"/>
+                <w:kern w:val="0"/>
+                <w:sz w:val="28"/>
+                <w:szCs w:val="28"/>
+                <w:lang w:eastAsia="en-GB"/>
+                <w14:ligatures w14:val="none"/>
+              </w:rPr>
+              <w:t>Рост без больших затрат</w:t>
+            </w:r>
+          </w:p>
+        </w:tc>
+      </w:tr>
+      <w:tr>
+        <w:tc>
+          <w:tcPr>
+            <w:tcW w:w="4508" w:type="dxa"/>
+          </w:tcPr>
+          <w:p>
+            <w:pPr>
+              <w:spacing w:before="100" w:beforeAutospacing="1" w:after="100" w:afterAutospacing="1"/>
+              <w:rPr>
+                <w:rFonts w:ascii="Times New Roman" w:eastAsia="Times New Roman" w:hAnsi="Times New Roman" w:cs="Times New Roman"/>
+                <w:kern w:val="0"/>
+                <w:sz w:val="28"/>
+                <w:szCs w:val="28"/>
+                <w:lang w:eastAsia="en-GB"/>
+                <w14:ligatures w14:val="none"/>
+              </w:rPr>
+            </w:pPr>
+            <w:r>
+              <w:rPr>
+                <w:rFonts w:ascii="Times New Roman" w:eastAsia="Times New Roman" w:hAnsi="Times New Roman" w:cs="Times New Roman"/>
+                <w:kern w:val="0"/>
+                <w:sz w:val="28"/>
+                <w:szCs w:val="28"/>
+                <w:lang w:eastAsia="en-GB"/>
+                <w14:ligatures w14:val="none"/>
+              </w:rPr>
+              <w:t>SEO и блог</w:t>
+            </w:r>
+          </w:p>
+        </w:tc>
+        <w:tc>
+          <w:tcPr>
+            <w:tcW w:w="4508" w:type="dxa"/>
+          </w:tcPr>
+          <w:p>
+            <w:pPr>
+              <w:spacing w:before="100" w:beforeAutospacing="1" w:after="100" w:afterAutospacing="1"/>
+              <w:rPr>
+                <w:rFonts w:ascii="Times New Roman" w:eastAsia="Times New Roman" w:hAnsi="Times New Roman" w:cs="Times New Roman"/>
+                <w:kern w:val="0"/>
+                <w:sz w:val="28"/>
+                <w:szCs w:val="28"/>
+                <w:lang w:eastAsia="en-GB"/>
+                <w14:ligatures w14:val="none"/>
+              </w:rPr>
+            </w:pPr>
+            <w:r>
+              <w:rPr>
+                <w:rFonts w:ascii="Times New Roman" w:eastAsia="Times New Roman" w:hAnsi="Times New Roman" w:cs="Times New Roman"/>
+                <w:kern w:val="0"/>
+                <w:sz w:val="28"/>
+                <w:szCs w:val="28"/>
+                <w:lang w:eastAsia="en-GB"/>
+                <w14:ligatures w14:val="none"/>
+              </w:rPr>
+              <w:t>Долгосрочный трафик</w:t>
+            </w:r>
+          </w:p>
+        </w:tc>
+      </w:tr>
+    </w:tbl>
+    <w:tbl>
+      <w:tblPr>
+        <w:tblW w:w="211" w:type="dxa"/>
+        <w:tblCellSpacing w:w="15" w:type="dxa"/>
+        <w:tblCellMar>
+          <w:top w:w="15" w:type="dxa"/>
+          <w:left w:w="15" w:type="dxa"/>
+          <w:bottom w:w="15" w:type="dxa"/>
+          <w:right w:w="15" w:type="dxa"/>
+        </w:tblCellMar>
+        <w:tblLook w:val="04A0" w:firstRow="1" w:lastRow="0" w:firstColumn="1" w:lastColumn="0" w:noHBand="0" w:noVBand="1"/>
+      </w:tblPr>
+      <w:tblGrid>
+        <w:gridCol w:w="211"/>
+      </w:tblGrid>
+      <w:tr>
+        <w:trPr>
+          <w:trHeight w:hRule="exact" w:val="50"/>
+          <w:tblCellSpacing w:w="15" w:type="dxa"/>
+        </w:trPr>
+        <w:tc>
+          <w:tcPr>
+            <w:tcW w:w="0" w:type="auto"/>
+            <w:vAlign w:val="center"/>
+            <w:hideMark/>
+          </w:tcPr>
+          <w:p>
+            <w:pPr>
+              <w:spacing w:after="0" w:line="240" w:lineRule="auto"/>
+              <w:rPr>
+                <w:rFonts w:ascii="Times New Roman" w:eastAsia="Times New Roman" w:hAnsi="Times New Roman" w:cs="Times New Roman"/>
+                <w:kern w:val="0"/>
+                <w:sz w:val="28"/>
+                <w:szCs w:val="28"/>
+                <w:lang w:eastAsia="en-GB"/>
+                <w14:ligatures w14:val="none"/>
+              </w:rPr>
+            </w:pPr>
+          </w:p>
+        </w:tc>
+      </w:tr>
+    </w:tbl>
+    <w:p>
+      <w:pPr>
+        <w:spacing w:before="100" w:beforeAutospacing="1" w:after="100" w:afterAutospacing="1" w:line="240" w:lineRule="auto"/>
+        <w:rPr>
+          <w:rFonts w:ascii="Times New Roman" w:eastAsia="Times New Roman" w:hAnsi="Times New Roman" w:cs="Times New Roman"/>
+          <w:kern w:val="0"/>
+          <w:sz w:val="28"/>
+          <w:szCs w:val="28"/>
+          <w:lang w:eastAsia="en-GB"/>
+          <w14:ligatures w14:val="none"/>
+        </w:rPr>
+      </w:pPr>
+      <w:r>
+        <w:rPr>
+          <w:rFonts w:ascii="Times New Roman" w:eastAsia="Times New Roman" w:hAnsi="Times New Roman" w:cs="Times New Roman"/>
+          <w:b/>
+          <w:bCs/>
+          <w:kern w:val="0"/>
+          <w:sz w:val="28"/>
+          <w:szCs w:val="28"/>
+          <w:lang w:eastAsia="en-GB"/>
+          <w14:ligatures w14:val="none"/>
+        </w:rPr>
+        <w:t>Этапы:</w:t>
+      </w:r>
+    </w:p>
+    <w:p>
+      <w:pPr>
+        <w:numPr>
+          <w:ilvl w:val="0"/>
+          <w:numId w:val="1"/>
+        </w:numPr>
+        <w:spacing w:before="100" w:beforeAutospacing="1" w:after="100" w:afterAutospacing="1" w:line="240" w:lineRule="auto"/>
+        <w:rPr>
+          <w:rFonts w:ascii="Times New Roman" w:eastAsia="Times New Roman" w:hAnsi="Times New Roman" w:cs="Times New Roman"/>
+          <w:kern w:val="0"/>
+          <w:sz w:val="28"/>
+          <w:szCs w:val="28"/>
+          <w:lang w:eastAsia="en-GB"/>
+          <w14:ligatures w14:val="none"/>
+        </w:rPr>
+      </w:pPr>
+      <w:r>
+        <w:rPr>
+          <w:rFonts w:ascii="Times New Roman" w:eastAsia="Times New Roman" w:hAnsi="Times New Roman" w:cs="Times New Roman"/>
+          <w:i/>
+          <w:iCs/>
+          <w:kern w:val="0"/>
+          <w:sz w:val="28"/>
+          <w:szCs w:val="28"/>
+          <w:lang w:eastAsia="en-GB"/>
+          <w14:ligatures w14:val="none"/>
+        </w:rPr>
+        <w:t>Предзапуск (3-4 недели):</w:t>
+      </w:r>
+      <w:r>
+        <w:rPr>
+          <w:rFonts w:ascii="Times New Roman" w:eastAsia="Times New Roman" w:hAnsi="Times New Roman" w:cs="Times New Roman"/>
+          <w:kern w:val="0"/>
+          <w:sz w:val="28"/>
+          <w:szCs w:val="28"/>
+          <w:lang w:eastAsia="en-GB"/>
+          <w14:ligatures w14:val="none"/>
+        </w:rPr>
+        <w:t xml:space="preserve"> Telegram-канал, лист ожидания, договорённости с блогерами.</w:t>
+      </w:r>
+    </w:p>
+    <w:p>
+      <w:pPr>
+        <w:numPr>
+          <w:ilvl w:val="0"/>
+          <w:numId w:val="1"/>
+        </w:numPr>
+        <w:spacing w:before="100" w:beforeAutospacing="1" w:after="100" w:afterAutospacing="1" w:line="240" w:lineRule="auto"/>
+        <w:rPr>
+          <w:rFonts w:ascii="Times New Roman" w:eastAsia="Times New Roman" w:hAnsi="Times New Roman" w:cs="Times New Roman"/>
+          <w:kern w:val="0"/>
+          <w:sz w:val="28"/>
+          <w:szCs w:val="28"/>
+          <w:lang w:eastAsia="en-GB"/>
+          <w14:ligatures w14:val="none"/>
+        </w:rPr>
+      </w:pPr>
+      <w:r>
+        <w:rPr>
+          <w:rFonts w:ascii="Times New Roman" w:eastAsia="Times New Roman" w:hAnsi="Times New Roman" w:cs="Times New Roman"/>
+          <w:i/>
+          <w:iCs/>
+          <w:kern w:val="0"/>
+          <w:sz w:val="28"/>
+          <w:szCs w:val="28"/>
+          <w:lang w:eastAsia="en-GB"/>
+          <w14:ligatures w14:val="none"/>
+        </w:rPr>
+        <w:t>Мягкий запуск (1-2 месяца):</w:t>
+      </w:r>
+      <w:r>
+        <w:rPr>
+          <w:rFonts w:ascii="Times New Roman" w:eastAsia="Times New Roman" w:hAnsi="Times New Roman" w:cs="Times New Roman"/>
+          <w:kern w:val="0"/>
+          <w:sz w:val="28"/>
+          <w:szCs w:val="28"/>
+          <w:lang w:eastAsia="en-GB"/>
+          <w14:ligatures w14:val="none"/>
+        </w:rPr>
+        <w:t xml:space="preserve"> первые 50-100 клиентов со скидкой, сбор отзывов, проверка упаковки.</w:t>
+      </w:r>
+    </w:p>
+    <w:p>
+      <w:pPr>
+        <w:numPr>
+          <w:ilvl w:val="0"/>
+          <w:numId w:val="1"/>
+        </w:numPr>
+        <w:spacing w:before="100" w:beforeAutospacing="1" w:after="100" w:afterAutospacing="1" w:line="240" w:lineRule="auto"/>
+        <w:rPr>
+          <w:rFonts w:ascii="Times New Roman" w:eastAsia="Times New Roman" w:hAnsi="Times New Roman" w:cs="Times New Roman"/>
+          <w:kern w:val="0"/>
+          <w:sz w:val="28"/>
+          <w:szCs w:val="28"/>
+          <w:lang w:eastAsia="en-GB"/>
+          <w14:ligatures w14:val="none"/>
+        </w:rPr>
+      </w:pPr>
+      <w:r>
+        <w:rPr>
+          <w:rFonts w:ascii="Times New Roman" w:eastAsia="Times New Roman" w:hAnsi="Times New Roman" w:cs="Times New Roman"/>
+          <w:i/>
+          <w:iCs/>
+          <w:kern w:val="0"/>
+          <w:sz w:val="28"/>
+          <w:szCs w:val="28"/>
+          <w:lang w:eastAsia="en-GB"/>
+          <w14:ligatures w14:val="none"/>
+        </w:rPr>
+        <w:t>Масштабирование (3-6 месяцев):</w:t>
+      </w:r>
+      <w:r>
+        <w:rPr>
+          <w:rFonts w:ascii="Times New Roman" w:eastAsia="Times New Roman" w:hAnsi="Times New Roman" w:cs="Times New Roman"/>
+          <w:kern w:val="0"/>
+          <w:sz w:val="28"/>
+          <w:szCs w:val="28"/>
+          <w:lang w:eastAsia="en-GB"/>
+          <w14:ligatures w14:val="none"/>
+        </w:rPr>
+        <w:t xml:space="preserve"> платная реклама, блогеры, рефералы.</w:t>
+      </w:r>
+    </w:p>
+    <w:p>
+      <w:pPr>
+        <w:spacing w:before="100" w:beforeAutospacing="1" w:after="100" w:afterAutospacing="1" w:line="240" w:lineRule="auto"/>
+        <w:rPr>
+          <w:rFonts w:ascii="Times New Roman" w:eastAsia="Times New Roman" w:hAnsi="Times New Roman" w:cs="Times New Roman"/>
+          <w:kern w:val="0"/>
+          <w:sz w:val="28"/>
+          <w:szCs w:val="28"/>
+          <w:lang w:eastAsia="en-GB"/>
+          <w14:ligatures w14:val="none"/>
+        </w:rPr>
+      </w:pPr>
+      <w:r>
+        <w:rPr>
+          <w:rFonts w:ascii="Times New Roman" w:eastAsia="Times New Roman" w:hAnsi="Times New Roman" w:cs="Times New Roman"/>
+          <w:b/>
+          <w:bCs/>
+          <w:kern w:val="0"/>
+          <w:sz w:val="28"/>
+          <w:szCs w:val="28"/>
+          <w:lang w:eastAsia="en-GB"/>
+          <w14:ligatures w14:val="none"/>
+        </w:rPr>
+        <w:t>Бюджет.</w:t>
+      </w:r>
+      <w:r>
+        <w:rPr>
+          <w:rFonts w:ascii="Times New Roman" w:eastAsia="Times New Roman" w:hAnsi="Times New Roman" w:cs="Times New Roman"/>
+          <w:kern w:val="0"/>
+          <w:sz w:val="28"/>
+          <w:szCs w:val="28"/>
+          <w:lang w:eastAsia="en-GB"/>
+          <w14:ligatures w14:val="none"/>
+        </w:rPr>
+        <w:t xml:space="preserve"> Ориентировочно: блогеры и партнёрства 35%, платная реклама 30%, контент 15%, акции и реферальные бонусы 10%, SEO и аналитика 10%. Сумма определяется после финансового раздела.</w:t>
+      </w:r>
+    </w:p>
+    <w:p>
+      <w:pPr>
+        <w:rPr>
+          <w:rFonts w:ascii="Times New Roman" w:hAnsi="Times New Roman" w:cs="Times New Roman"/>
+          <w:sz w:val="32"/>
+          <w:szCs w:val="32"/>
+          <w:lang w:val="ru-RU"/>
+        </w:rPr>
+      </w:pPr>
+    </w:p>
+    <w:p>
+      <w:pPr>
+        <w:jc w:val="center"/>
+        <w:rPr>
+          <w:rFonts w:ascii="Times New Roman" w:hAnsi="Times New Roman" w:cs="Times New Roman"/>
+          <w:b/>
+          <w:bCs/>
+          <w:sz w:val="32"/>
+          <w:szCs w:val="32"/>
+          <w:lang w:val="ru-RU"/>
+        </w:rPr>
+      </w:pPr>
+      <w:r>
+        <w:rPr>
+          <w:rFonts w:ascii="Times New Roman" w:hAnsi="Times New Roman" w:cs="Times New Roman"/>
+          <w:b/>
+          <w:bCs/>
+          <w:sz w:val="32"/>
+          <w:szCs w:val="32"/>
+          <w:lang w:val="ru-RU"/>
+        </w:rPr>
+        <w:t>Производственный план</w:t>
+      </w:r>
+    </w:p>
+    <w:p>
+      <w:pPr>
+        <w:jc w:val="center"/>
+        <w:rPr>
+          <w:rFonts w:ascii="Times New Roman" w:hAnsi="Times New Roman" w:cs="Times New Roman"/>
+          <w:b/>
+          <w:bCs/>
+          <w:sz w:val="32"/>
+          <w:szCs w:val="32"/>
+          <w:lang w:val="ru-RU"/>
+        </w:rPr>
+      </w:pPr>
+      <w:r>
+        <w:rPr>
+          <w:rFonts w:ascii="Times New Roman" w:hAnsi="Times New Roman" w:cs="Times New Roman"/>
+          <w:b/>
+          <w:bCs/>
+          <w:sz w:val="32"/>
+          <w:szCs w:val="32"/>
+          <w:lang w:val="ru-RU"/>
+        </w:rPr>
+        <w:t>Финансовый план</w:t>
+      </w:r>
+    </w:p>
+    <w:p>
+      <w:pPr>
+        <w:jc w:val="center"/>
+        <w:rPr>
+          <w:rFonts w:ascii="Times New Roman" w:hAnsi="Times New Roman" w:cs="Times New Roman"/>
+          <w:b/>
+          <w:bCs/>
+          <w:sz w:val="32"/>
+          <w:szCs w:val="32"/>
+          <w:lang w:val="ru-RU"/>
+        </w:rPr>
+      </w:pPr>
     </w:p>
     <w:sectPr>
       <w:pgSz w:w="11906" w:h="16838"/>
@@ -1562,6 +2705,127 @@
     </w:sectPr>
   </w:body>
 </w:document>
+</file>
+
+<file path=word/numbering.xml><?xml version="1.0" encoding="utf-8"?>
+<w:numbering xmlns:wpc="http://schemas.microsoft.com/office/word/2010/wordprocessingCanvas" xmlns:cx="http://schemas.microsoft.com/office/drawing/2014/chartex" xmlns:cx1="http://schemas.microsoft.com/office/drawing/2015/9/8/chartex" xmlns:cx2="http://schemas.microsoft.com/office/drawing/2015/10/21/chartex" xmlns:cx3="http://schemas.microsoft.com/office/drawing/2016/5/9/chartex" xmlns:cx4="http://schemas.microsoft.com/office/drawing/2016/5/10/chartex" xmlns:cx5="http://schemas.microsoft.com/office/drawing/2016/5/11/chartex" xmlns:cx6="http://schemas.microsoft.com/office/drawing/2016/5/12/chartex" xmlns:cx7="http://schemas.microsoft.com/office/drawing/2016/5/13/chartex" xmlns:cx8="http://schemas.microsoft.com/office/drawing/2016/5/14/chartex" xmlns:mc="http://schemas.openxmlformats.org/markup-compatibility/2006" xmlns:m="http://schemas.openxmlformats.org/officeDocument/2006/math" xmlns:aink="http://schemas.microsoft.com/office/drawing/2016/ink" xmlns:am3d="http://schemas.microsoft.com/office/drawing/2017/model3d" xmlns:oel="http://schemas.microsoft.com/office/2019/extlst" xmlns:r="http://schemas.openxmlformats.org/officeDocument/2006/relationships" xmlns:wp14="http://schemas.microsoft.com/office/word/2010/wordprocessingDrawing" xmlns:wp="http://schemas.openxmlformats.org/drawingml/2006/wordprocessingDrawing" xmlns:wpg="http://schemas.microsoft.com/office/word/2010/wordprocessingGroup" xmlns:wpi="http://schemas.microsoft.com/office/word/2010/wordprocessingInk" xmlns:wps="http://schemas.microsoft.com/office/word/2010/wordprocessingShape" xmlns:o="urn:schemas-microsoft-com:office:office" xmlns:v="urn:schemas-microsoft-com:vml" xmlns:w10="urn:schemas-microsoft-com:office:word" xmlns:w="http://schemas.openxmlformats.org/wordprocessingml/2006/main" xmlns:w14="http://schemas.microsoft.com/office/word/2010/wordml" xmlns:w15="http://schemas.microsoft.com/office/word/2012/wordml" xmlns:w16cex="http://schemas.microsoft.com/office/word/2018/wordml/cex" xmlns:w16cid="http://schemas.microsoft.com/office/word/2016/wordml/cid" xmlns:w16="http://schemas.microsoft.com/office/word/2018/wordml" xmlns:w16sdtdh="http://schemas.microsoft.com/office/word/2020/wordml/sdtdatahash" xmlns:w16sdtfl="http://schemas.microsoft.com/office/word/2024/wordml/sdtformatlock" xmlns:w16se="http://schemas.microsoft.com/office/word/2015/wordml/symex" xmlns:w16du="http://schemas.microsoft.com/office/word/2023/wordml/word16du" xmlns:wne="http://schemas.microsoft.com/office/word/2006/wordml" mc:Ignorable="w14 w15 w16se w16cid w16 w16cex w16sdtdh w16sdtfl w16du wp14">
+  <w:abstractNum w:abstractNumId="0" w15:restartNumberingAfterBreak="0">
+    <w:nsid w:val="42CC4515"/>
+    <w:multiLevelType w:val="multilevel"/>
+    <w:tmpl w:val="3BAA6A7E"/>
+    <w:lvl w:ilvl="0">
+      <w:start w:val="1"/>
+      <w:numFmt w:val="decimal"/>
+      <w:lvlText w:val="%1."/>
+      <w:lvlJc w:val="left"/>
+      <w:pPr>
+        <w:tabs>
+          <w:tab w:val="num" w:pos="720"/>
+        </w:tabs>
+        <w:ind w:left="720" w:hanging="360"/>
+      </w:pPr>
+    </w:lvl>
+    <w:lvl w:ilvl="1" w:tentative="1">
+      <w:start w:val="1"/>
+      <w:numFmt w:val="decimal"/>
+      <w:lvlText w:val="%2."/>
+      <w:lvlJc w:val="left"/>
+      <w:pPr>
+        <w:tabs>
+          <w:tab w:val="num" w:pos="1440"/>
+        </w:tabs>
+        <w:ind w:left="1440" w:hanging="360"/>
+      </w:pPr>
+    </w:lvl>
+    <w:lvl w:ilvl="2" w:tentative="1">
+      <w:start w:val="1"/>
+      <w:numFmt w:val="decimal"/>
+      <w:lvlText w:val="%3."/>
+      <w:lvlJc w:val="left"/>
+      <w:pPr>
+        <w:tabs>
+          <w:tab w:val="num" w:pos="2160"/>
+        </w:tabs>
+        <w:ind w:left="2160" w:hanging="360"/>
+      </w:pPr>
+    </w:lvl>
+    <w:lvl w:ilvl="3" w:tentative="1">
+      <w:start w:val="1"/>
+      <w:numFmt w:val="decimal"/>
+      <w:lvlText w:val="%4."/>
+      <w:lvlJc w:val="left"/>
+      <w:pPr>
+        <w:tabs>
+          <w:tab w:val="num" w:pos="2880"/>
+        </w:tabs>
+        <w:ind w:left="2880" w:hanging="360"/>
+      </w:pPr>
+    </w:lvl>
+    <w:lvl w:ilvl="4" w:tentative="1">
+      <w:start w:val="1"/>
+      <w:numFmt w:val="decimal"/>
+      <w:lvlText w:val="%5."/>
+      <w:lvlJc w:val="left"/>
+      <w:pPr>
+        <w:tabs>
+          <w:tab w:val="num" w:pos="3600"/>
+        </w:tabs>
+        <w:ind w:left="3600" w:hanging="360"/>
+      </w:pPr>
+    </w:lvl>
+    <w:lvl w:ilvl="5" w:tentative="1">
+      <w:start w:val="1"/>
+      <w:numFmt w:val="decimal"/>
+      <w:lvlText w:val="%6."/>
+      <w:lvlJc w:val="left"/>
+      <w:pPr>
+        <w:tabs>
+          <w:tab w:val="num" w:pos="4320"/>
+        </w:tabs>
+        <w:ind w:left="4320" w:hanging="360"/>
+      </w:pPr>
+    </w:lvl>
+    <w:lvl w:ilvl="6" w:tentative="1">
+      <w:start w:val="1"/>
+      <w:numFmt w:val="decimal"/>
+      <w:lvlText w:val="%7."/>
+      <w:lvlJc w:val="left"/>
+      <w:pPr>
+        <w:tabs>
+          <w:tab w:val="num" w:pos="5040"/>
+        </w:tabs>
+        <w:ind w:left="5040" w:hanging="360"/>
+      </w:pPr>
+    </w:lvl>
+    <w:lvl w:ilvl="7" w:tentative="1">
+      <w:start w:val="1"/>
+      <w:numFmt w:val="decimal"/>
+      <w:lvlText w:val="%8."/>
+      <w:lvlJc w:val="left"/>
+      <w:pPr>
+        <w:tabs>
+          <w:tab w:val="num" w:pos="5760"/>
+        </w:tabs>
+        <w:ind w:left="5760" w:hanging="360"/>
+      </w:pPr>
+    </w:lvl>
+    <w:lvl w:ilvl="8" w:tentative="1">
+      <w:start w:val="1"/>
+      <w:numFmt w:val="decimal"/>
+      <w:lvlText w:val="%9."/>
+      <w:lvlJc w:val="left"/>
+      <w:pPr>
+        <w:tabs>
+          <w:tab w:val="num" w:pos="6480"/>
+        </w:tabs>
+        <w:ind w:left="6480" w:hanging="360"/>
+      </w:pPr>
+    </w:lvl>
+  </w:abstractNum>
+  <w:num w:numId="1" w16cid:durableId="1743718467">
+    <w:abstractNumId w:val="0"/>
+  </w:num>
+</w:numbering>
 </file>
 
 <file path=word/styles.xml><?xml version="1.0" encoding="utf-8"?>
@@ -2500,6 +3764,45 @@
       </w:tblBorders>
     </w:tblPr>
   </w:style>
+  <w:style w:type="paragraph" w:styleId="NormalWeb">
+    <w:name w:val="Normal (Web)"/>
+    <w:basedOn w:val="Normal"/>
+    <w:uiPriority w:val="99"/>
+    <w:semiHidden/>
+    <w:unhideWhenUsed/>
+    <w:rsid w:val="00F67FB0"/>
+    <w:pPr>
+      <w:spacing w:before="100" w:beforeAutospacing="1" w:after="100" w:afterAutospacing="1" w:line="240" w:lineRule="auto"/>
+    </w:pPr>
+    <w:rPr>
+      <w:rFonts w:ascii="Times New Roman" w:eastAsia="Times New Roman" w:hAnsi="Times New Roman" w:cs="Times New Roman"/>
+      <w:kern w:val="0"/>
+      <w:lang w:eastAsia="en-GB"/>
+      <w14:ligatures w14:val="none"/>
+    </w:rPr>
+  </w:style>
+  <w:style w:type="character" w:styleId="Strong">
+    <w:name w:val="Strong"/>
+    <w:basedOn w:val="DefaultParagraphFont"/>
+    <w:uiPriority w:val="22"/>
+    <w:qFormat/>
+    <w:rsid w:val="00F67FB0"/>
+    <w:rPr>
+      <w:b/>
+      <w:bCs/>
+    </w:rPr>
+  </w:style>
+  <w:style w:type="character" w:styleId="Emphasis">
+    <w:name w:val="Emphasis"/>
+    <w:basedOn w:val="DefaultParagraphFont"/>
+    <w:uiPriority w:val="20"/>
+    <w:qFormat/>
+    <w:rsid w:val="00F67FB0"/>
+    <w:rPr>
+      <w:i/>
+      <w:iCs/>
+    </w:rPr>
+  </w:style>
 </w:styles>
 </file>
 
